--- a/(e)CRF/Per protocolnaam/06_Baseline Eligibility Confirmation.docx
+++ b/(e)CRF/Per protocolnaam/06_Baseline Eligibility Confirmation.docx
@@ -26,7 +26,7 @@
           <w:sz w:val="28"/>
           <w:szCs w:val="28"/>
         </w:rPr>
-        <w:t>Appendix</w:t>
+        <w:t>eCRF Document 06: Baseline Eligibility Confirmation</w:t>
       </w:r>
       <w:r>
         <w:rPr>
@@ -36,7 +36,6 @@
           <w:sz w:val="28"/>
           <w:szCs w:val="28"/>
         </w:rPr>
-        <w:t xml:space="preserve"> 6</w:t>
       </w:r>
       <w:r>
         <w:rPr>
@@ -46,7 +45,6 @@
           <w:sz w:val="28"/>
           <w:szCs w:val="28"/>
         </w:rPr>
-        <w:t xml:space="preserve">- Baseline </w:t>
       </w:r>
       <w:proofErr w:type="spellStart"/>
       <w:r>
@@ -57,7 +55,6 @@
           <w:sz w:val="28"/>
           <w:szCs w:val="28"/>
         </w:rPr>
-        <w:t>eligibility</w:t>
       </w:r>
       <w:proofErr w:type="spellEnd"/>
       <w:r>
@@ -68,7 +65,6 @@
           <w:sz w:val="28"/>
           <w:szCs w:val="28"/>
         </w:rPr>
-        <w:t xml:space="preserve"> </w:t>
       </w:r>
       <w:proofErr w:type="spellStart"/>
       <w:r>
@@ -79,7 +75,6 @@
           <w:sz w:val="28"/>
           <w:szCs w:val="28"/>
         </w:rPr>
-        <w:t>confirmation</w:t>
       </w:r>
       <w:proofErr w:type="spellEnd"/>
     </w:p>
